--- a/Evidencia.docx
+++ b/Evidencia.docx
@@ -17,23 +17,7 @@
           <w:sz w:val="32"/>
           <w:szCs w:val="32"/>
         </w:rPr>
-        <w:t xml:space="preserve">Hoja de Trabajo 4 </w:t>
-      </w:r>
-      <w:r>
-        <w:rPr>
-          <w:rFonts w:ascii="ROG Fonts STRIX SCAR" w:hAnsi="ROG Fonts STRIX SCAR"/>
-          <w:sz w:val="32"/>
-          <w:szCs w:val="32"/>
-        </w:rPr>
-        <w:t>–</w:t>
-      </w:r>
-      <w:r>
-        <w:rPr>
-          <w:rFonts w:ascii="ROG Fonts STRIX SCAR" w:hAnsi="ROG Fonts STRIX SCAR"/>
-          <w:sz w:val="32"/>
-          <w:szCs w:val="32"/>
-        </w:rPr>
-        <w:t xml:space="preserve"> Switch</w:t>
+        <w:t>Hoja de Trabajo 4 – Switch</w:t>
       </w:r>
     </w:p>
     <w:p>
@@ -45,6 +29,75 @@
           <w:szCs w:val="28"/>
         </w:rPr>
       </w:pPr>
+      <w:r>
+        <w:rPr>
+          <w:rFonts w:ascii="OCR A Extended" w:hAnsi="OCR A Extended"/>
+          <w:noProof/>
+          <w:sz w:val="28"/>
+          <w:szCs w:val="28"/>
+        </w:rPr>
+        <w:drawing>
+          <wp:anchor distT="0" distB="0" distL="114300" distR="114300" simplePos="0" relativeHeight="251659264" behindDoc="0" locked="0" layoutInCell="1" allowOverlap="1" wp14:anchorId="25D5B570" wp14:editId="5A8999D8">
+            <wp:simplePos x="0" y="0"/>
+            <wp:positionH relativeFrom="margin">
+              <wp:align>left</wp:align>
+            </wp:positionH>
+            <wp:positionV relativeFrom="paragraph">
+              <wp:posOffset>3775710</wp:posOffset>
+            </wp:positionV>
+            <wp:extent cx="5612130" cy="3066415"/>
+            <wp:effectExtent l="0" t="0" r="7620" b="635"/>
+            <wp:wrapSquare wrapText="bothSides"/>
+            <wp:docPr id="1308104325" name="Imagen 2"/>
+            <wp:cNvGraphicFramePr>
+              <a:graphicFrameLocks xmlns:a="http://schemas.openxmlformats.org/drawingml/2006/main" noChangeAspect="1"/>
+            </wp:cNvGraphicFramePr>
+            <a:graphic xmlns:a="http://schemas.openxmlformats.org/drawingml/2006/main">
+              <a:graphicData uri="http://schemas.openxmlformats.org/drawingml/2006/picture">
+                <pic:pic xmlns:pic="http://schemas.openxmlformats.org/drawingml/2006/picture">
+                  <pic:nvPicPr>
+                    <pic:cNvPr id="1308104325" name="Imagen 1308104325"/>
+                    <pic:cNvPicPr/>
+                  </pic:nvPicPr>
+                  <pic:blipFill rotWithShape="1">
+                    <a:blip r:embed="rId4" cstate="print">
+                      <a:extLst>
+                        <a:ext uri="{28A0092B-C50C-407E-A947-70E740481C1C}">
+                          <a14:useLocalDpi xmlns:a14="http://schemas.microsoft.com/office/drawing/2010/main" val="0"/>
+                        </a:ext>
+                      </a:extLst>
+                    </a:blip>
+                    <a:srcRect t="10854"/>
+                    <a:stretch>
+                      <a:fillRect/>
+                    </a:stretch>
+                  </pic:blipFill>
+                  <pic:spPr bwMode="auto">
+                    <a:xfrm>
+                      <a:off x="0" y="0"/>
+                      <a:ext cx="5612130" cy="3066415"/>
+                    </a:xfrm>
+                    <a:prstGeom prst="rect">
+                      <a:avLst/>
+                    </a:prstGeom>
+                    <a:ln>
+                      <a:noFill/>
+                    </a:ln>
+                    <a:extLst>
+                      <a:ext uri="{53640926-AAD7-44D8-BBD7-CCE9431645EC}">
+                        <a14:shadowObscured xmlns:a14="http://schemas.microsoft.com/office/drawing/2010/main"/>
+                      </a:ext>
+                    </a:extLst>
+                  </pic:spPr>
+                </pic:pic>
+              </a:graphicData>
+            </a:graphic>
+            <wp14:sizeRelV relativeFrom="margin">
+              <wp14:pctHeight>0</wp14:pctHeight>
+            </wp14:sizeRelV>
+          </wp:anchor>
+        </w:drawing>
+      </w:r>
       <w:r>
         <w:rPr>
           <w:rFonts w:ascii="OCR A Extended" w:hAnsi="OCR A Extended"/>
@@ -63,6 +116,63 @@
           <w:szCs w:val="28"/>
         </w:rPr>
       </w:pPr>
+      <w:r>
+        <w:rPr>
+          <w:rFonts w:ascii="OCR A Extended" w:hAnsi="OCR A Extended"/>
+          <w:noProof/>
+          <w:sz w:val="28"/>
+          <w:szCs w:val="28"/>
+        </w:rPr>
+        <w:drawing>
+          <wp:anchor distT="0" distB="0" distL="114300" distR="114300" simplePos="0" relativeHeight="251658240" behindDoc="0" locked="0" layoutInCell="1" allowOverlap="1" wp14:anchorId="0F4AAA8E" wp14:editId="6E58AA49">
+            <wp:simplePos x="0" y="0"/>
+            <wp:positionH relativeFrom="column">
+              <wp:posOffset>1905</wp:posOffset>
+            </wp:positionH>
+            <wp:positionV relativeFrom="paragraph">
+              <wp:posOffset>1905</wp:posOffset>
+            </wp:positionV>
+            <wp:extent cx="5612130" cy="3489325"/>
+            <wp:effectExtent l="0" t="0" r="7620" b="0"/>
+            <wp:wrapSquare wrapText="bothSides"/>
+            <wp:docPr id="1895476884" name="Imagen 1"/>
+            <wp:cNvGraphicFramePr>
+              <a:graphicFrameLocks xmlns:a="http://schemas.openxmlformats.org/drawingml/2006/main" noChangeAspect="1"/>
+            </wp:cNvGraphicFramePr>
+            <a:graphic xmlns:a="http://schemas.openxmlformats.org/drawingml/2006/main">
+              <a:graphicData uri="http://schemas.openxmlformats.org/drawingml/2006/picture">
+                <pic:pic xmlns:pic="http://schemas.openxmlformats.org/drawingml/2006/picture">
+                  <pic:nvPicPr>
+                    <pic:cNvPr id="1895476884" name="Imagen 1895476884"/>
+                    <pic:cNvPicPr/>
+                  </pic:nvPicPr>
+                  <pic:blipFill>
+                    <a:blip r:embed="rId5" cstate="print">
+                      <a:extLst>
+                        <a:ext uri="{28A0092B-C50C-407E-A947-70E740481C1C}">
+                          <a14:useLocalDpi xmlns:a14="http://schemas.microsoft.com/office/drawing/2010/main" val="0"/>
+                        </a:ext>
+                      </a:extLst>
+                    </a:blip>
+                    <a:stretch>
+                      <a:fillRect/>
+                    </a:stretch>
+                  </pic:blipFill>
+                  <pic:spPr>
+                    <a:xfrm>
+                      <a:off x="0" y="0"/>
+                      <a:ext cx="5612130" cy="3489325"/>
+                    </a:xfrm>
+                    <a:prstGeom prst="rect">
+                      <a:avLst/>
+                    </a:prstGeom>
+                  </pic:spPr>
+                </pic:pic>
+              </a:graphicData>
+            </a:graphic>
+          </wp:anchor>
+        </w:drawing>
+      </w:r>
     </w:p>
     <w:p>
       <w:pPr>
@@ -73,12 +183,33 @@
           <w:szCs w:val="28"/>
         </w:rPr>
       </w:pPr>
+    </w:p>
+    <w:p>
+      <w:pPr>
+        <w:jc w:val="both"/>
+        <w:rPr>
+          <w:rFonts w:ascii="OCR A Extended" w:hAnsi="OCR A Extended"/>
+          <w:sz w:val="28"/>
+          <w:szCs w:val="28"/>
+        </w:rPr>
+      </w:pPr>
+    </w:p>
+    <w:p>
+      <w:pPr>
+        <w:jc w:val="both"/>
+        <w:rPr>
+          <w:rFonts w:ascii="OCR A Extended" w:hAnsi="OCR A Extended"/>
+          <w:sz w:val="28"/>
+          <w:szCs w:val="28"/>
+        </w:rPr>
+      </w:pPr>
       <w:r>
         <w:rPr>
           <w:rFonts w:ascii="OCR A Extended" w:hAnsi="OCR A Extended"/>
           <w:sz w:val="28"/>
           <w:szCs w:val="28"/>
         </w:rPr>
+        <w:lastRenderedPageBreak/>
         <w:t>Código Ejecutándose</w:t>
       </w:r>
     </w:p>
@@ -91,6 +222,55 @@
           <w:szCs w:val="28"/>
         </w:rPr>
       </w:pPr>
+      <w:r>
+        <w:rPr>
+          <w:rFonts w:ascii="OCR A Extended" w:hAnsi="OCR A Extended"/>
+          <w:noProof/>
+          <w:sz w:val="28"/>
+          <w:szCs w:val="28"/>
+        </w:rPr>
+        <w:drawing>
+          <wp:inline distT="0" distB="0" distL="0" distR="0" wp14:anchorId="2312D44F" wp14:editId="070BE4E4">
+            <wp:extent cx="5612130" cy="2918460"/>
+            <wp:effectExtent l="0" t="0" r="7620" b="0"/>
+            <wp:docPr id="771931676" name="Imagen 3"/>
+            <wp:cNvGraphicFramePr>
+              <a:graphicFrameLocks xmlns:a="http://schemas.openxmlformats.org/drawingml/2006/main" noChangeAspect="1"/>
+            </wp:cNvGraphicFramePr>
+            <a:graphic xmlns:a="http://schemas.openxmlformats.org/drawingml/2006/main">
+              <a:graphicData uri="http://schemas.openxmlformats.org/drawingml/2006/picture">
+                <pic:pic xmlns:pic="http://schemas.openxmlformats.org/drawingml/2006/picture">
+                  <pic:nvPicPr>
+                    <pic:cNvPr id="771931676" name="Imagen 771931676"/>
+                    <pic:cNvPicPr/>
+                  </pic:nvPicPr>
+                  <pic:blipFill>
+                    <a:blip r:embed="rId6" cstate="print">
+                      <a:extLst>
+                        <a:ext uri="{28A0092B-C50C-407E-A947-70E740481C1C}">
+                          <a14:useLocalDpi xmlns:a14="http://schemas.microsoft.com/office/drawing/2010/main" val="0"/>
+                        </a:ext>
+                      </a:extLst>
+                    </a:blip>
+                    <a:stretch>
+                      <a:fillRect/>
+                    </a:stretch>
+                  </pic:blipFill>
+                  <pic:spPr>
+                    <a:xfrm>
+                      <a:off x="0" y="0"/>
+                      <a:ext cx="5612130" cy="2918460"/>
+                    </a:xfrm>
+                    <a:prstGeom prst="rect">
+                      <a:avLst/>
+                    </a:prstGeom>
+                  </pic:spPr>
+                </pic:pic>
+              </a:graphicData>
+            </a:graphic>
+          </wp:inline>
+        </w:drawing>
+      </w:r>
     </w:p>
     <w:p>
       <w:pPr>
@@ -101,6 +281,69 @@
           <w:szCs w:val="28"/>
         </w:rPr>
       </w:pPr>
+      <w:r>
+        <w:rPr>
+          <w:rFonts w:ascii="OCR A Extended" w:hAnsi="OCR A Extended"/>
+          <w:noProof/>
+          <w:sz w:val="28"/>
+          <w:szCs w:val="28"/>
+        </w:rPr>
+        <w:drawing>
+          <wp:anchor distT="0" distB="0" distL="114300" distR="114300" simplePos="0" relativeHeight="251661312" behindDoc="0" locked="0" layoutInCell="1" allowOverlap="1" wp14:anchorId="48C97514" wp14:editId="677ED059">
+            <wp:simplePos x="0" y="0"/>
+            <wp:positionH relativeFrom="column">
+              <wp:posOffset>-447675</wp:posOffset>
+            </wp:positionH>
+            <wp:positionV relativeFrom="paragraph">
+              <wp:posOffset>194310</wp:posOffset>
+            </wp:positionV>
+            <wp:extent cx="4648200" cy="2019300"/>
+            <wp:effectExtent l="0" t="0" r="0" b="0"/>
+            <wp:wrapSquare wrapText="bothSides"/>
+            <wp:docPr id="1098826187" name="Imagen 4"/>
+            <wp:cNvGraphicFramePr>
+              <a:graphicFrameLocks xmlns:a="http://schemas.openxmlformats.org/drawingml/2006/main" noChangeAspect="1"/>
+            </wp:cNvGraphicFramePr>
+            <a:graphic xmlns:a="http://schemas.openxmlformats.org/drawingml/2006/main">
+              <a:graphicData uri="http://schemas.openxmlformats.org/drawingml/2006/picture">
+                <pic:pic xmlns:pic="http://schemas.openxmlformats.org/drawingml/2006/picture">
+                  <pic:nvPicPr>
+                    <pic:cNvPr id="1098826187" name="Imagen 1098826187"/>
+                    <pic:cNvPicPr/>
+                  </pic:nvPicPr>
+                  <pic:blipFill>
+                    <a:blip r:embed="rId7" cstate="print">
+                      <a:extLst>
+                        <a:ext uri="{28A0092B-C50C-407E-A947-70E740481C1C}">
+                          <a14:useLocalDpi xmlns:a14="http://schemas.microsoft.com/office/drawing/2010/main" val="0"/>
+                        </a:ext>
+                      </a:extLst>
+                    </a:blip>
+                    <a:stretch>
+                      <a:fillRect/>
+                    </a:stretch>
+                  </pic:blipFill>
+                  <pic:spPr>
+                    <a:xfrm>
+                      <a:off x="0" y="0"/>
+                      <a:ext cx="4648200" cy="2019300"/>
+                    </a:xfrm>
+                    <a:prstGeom prst="rect">
+                      <a:avLst/>
+                    </a:prstGeom>
+                  </pic:spPr>
+                </pic:pic>
+              </a:graphicData>
+            </a:graphic>
+            <wp14:sizeRelH relativeFrom="margin">
+              <wp14:pctWidth>0</wp14:pctWidth>
+            </wp14:sizeRelH>
+            <wp14:sizeRelV relativeFrom="margin">
+              <wp14:pctHeight>0</wp14:pctHeight>
+            </wp14:sizeRelV>
+          </wp:anchor>
+        </w:drawing>
+      </w:r>
       <w:r>
         <w:rPr>
           <w:rFonts w:ascii="OCR A Extended" w:hAnsi="OCR A Extended"/>
@@ -129,6 +372,66 @@
           <w:szCs w:val="28"/>
         </w:rPr>
       </w:pPr>
+    </w:p>
+    <w:p>
+      <w:pPr>
+        <w:jc w:val="both"/>
+        <w:rPr>
+          <w:rFonts w:ascii="OCR A Extended" w:hAnsi="OCR A Extended"/>
+          <w:sz w:val="28"/>
+          <w:szCs w:val="28"/>
+        </w:rPr>
+      </w:pPr>
+    </w:p>
+    <w:p>
+      <w:pPr>
+        <w:jc w:val="both"/>
+        <w:rPr>
+          <w:rFonts w:ascii="OCR A Extended" w:hAnsi="OCR A Extended"/>
+          <w:sz w:val="28"/>
+          <w:szCs w:val="28"/>
+        </w:rPr>
+      </w:pPr>
+    </w:p>
+    <w:p>
+      <w:pPr>
+        <w:jc w:val="both"/>
+        <w:rPr>
+          <w:rFonts w:ascii="OCR A Extended" w:hAnsi="OCR A Extended"/>
+          <w:sz w:val="28"/>
+          <w:szCs w:val="28"/>
+        </w:rPr>
+      </w:pPr>
+    </w:p>
+    <w:p>
+      <w:pPr>
+        <w:jc w:val="both"/>
+        <w:rPr>
+          <w:rFonts w:ascii="OCR A Extended" w:hAnsi="OCR A Extended"/>
+          <w:sz w:val="28"/>
+          <w:szCs w:val="28"/>
+        </w:rPr>
+      </w:pPr>
+    </w:p>
+    <w:p>
+      <w:pPr>
+        <w:jc w:val="both"/>
+        <w:rPr>
+          <w:rFonts w:ascii="OCR A Extended" w:hAnsi="OCR A Extended"/>
+          <w:sz w:val="28"/>
+          <w:szCs w:val="28"/>
+        </w:rPr>
+      </w:pPr>
+    </w:p>
+    <w:p>
+      <w:pPr>
+        <w:jc w:val="both"/>
+        <w:rPr>
+          <w:rFonts w:ascii="OCR A Extended" w:hAnsi="OCR A Extended"/>
+          <w:sz w:val="28"/>
+          <w:szCs w:val="28"/>
+        </w:rPr>
+      </w:pPr>
       <w:r>
         <w:rPr>
           <w:rFonts w:ascii="OCR A Extended" w:hAnsi="OCR A Extended"/>
@@ -147,6 +450,69 @@
           <w:szCs w:val="28"/>
         </w:rPr>
       </w:pPr>
+      <w:r>
+        <w:rPr>
+          <w:rFonts w:ascii="OCR A Extended" w:hAnsi="OCR A Extended"/>
+          <w:noProof/>
+          <w:sz w:val="28"/>
+          <w:szCs w:val="28"/>
+        </w:rPr>
+        <w:drawing>
+          <wp:anchor distT="0" distB="0" distL="114300" distR="114300" simplePos="0" relativeHeight="251660288" behindDoc="0" locked="0" layoutInCell="1" allowOverlap="1" wp14:anchorId="08C885F4" wp14:editId="2043E397">
+            <wp:simplePos x="0" y="0"/>
+            <wp:positionH relativeFrom="margin">
+              <wp:posOffset>1653540</wp:posOffset>
+            </wp:positionH>
+            <wp:positionV relativeFrom="paragraph">
+              <wp:posOffset>-569595</wp:posOffset>
+            </wp:positionV>
+            <wp:extent cx="4812030" cy="2628900"/>
+            <wp:effectExtent l="0" t="0" r="7620" b="0"/>
+            <wp:wrapSquare wrapText="bothSides"/>
+            <wp:docPr id="1297973620" name="Imagen 5"/>
+            <wp:cNvGraphicFramePr>
+              <a:graphicFrameLocks xmlns:a="http://schemas.openxmlformats.org/drawingml/2006/main" noChangeAspect="1"/>
+            </wp:cNvGraphicFramePr>
+            <a:graphic xmlns:a="http://schemas.openxmlformats.org/drawingml/2006/main">
+              <a:graphicData uri="http://schemas.openxmlformats.org/drawingml/2006/picture">
+                <pic:pic xmlns:pic="http://schemas.openxmlformats.org/drawingml/2006/picture">
+                  <pic:nvPicPr>
+                    <pic:cNvPr id="1297973620" name="Imagen 1297973620"/>
+                    <pic:cNvPicPr/>
+                  </pic:nvPicPr>
+                  <pic:blipFill>
+                    <a:blip r:embed="rId8" cstate="print">
+                      <a:extLst>
+                        <a:ext uri="{28A0092B-C50C-407E-A947-70E740481C1C}">
+                          <a14:useLocalDpi xmlns:a14="http://schemas.microsoft.com/office/drawing/2010/main" val="0"/>
+                        </a:ext>
+                      </a:extLst>
+                    </a:blip>
+                    <a:stretch>
+                      <a:fillRect/>
+                    </a:stretch>
+                  </pic:blipFill>
+                  <pic:spPr>
+                    <a:xfrm>
+                      <a:off x="0" y="0"/>
+                      <a:ext cx="4812030" cy="2628900"/>
+                    </a:xfrm>
+                    <a:prstGeom prst="rect">
+                      <a:avLst/>
+                    </a:prstGeom>
+                  </pic:spPr>
+                </pic:pic>
+              </a:graphicData>
+            </a:graphic>
+            <wp14:sizeRelH relativeFrom="margin">
+              <wp14:pctWidth>0</wp14:pctWidth>
+            </wp14:sizeRelH>
+            <wp14:sizeRelV relativeFrom="margin">
+              <wp14:pctHeight>0</wp14:pctHeight>
+            </wp14:sizeRelV>
+          </wp:anchor>
+        </w:drawing>
+      </w:r>
       <w:r>
         <w:rPr>
           <w:rFonts w:ascii="OCR A Extended" w:hAnsi="OCR A Extended"/>
@@ -769,6 +1135,7 @@
   <w:style w:type="character" w:default="1" w:styleId="Fuentedeprrafopredeter">
     <w:name w:val="Default Paragraph Font"/>
     <w:uiPriority w:val="1"/>
+    <w:semiHidden/>
     <w:unhideWhenUsed/>
   </w:style>
   <w:style w:type="table" w:default="1" w:styleId="Tablanormal">
